--- a/doc/thesis_v20_0826.docx
+++ b/doc/thesis_v20_0826.docx
@@ -1520,7 +1520,7 @@
           <w:sz w:val="22"/>
         </w:rPr>
         <w:tab/>
-        <w:t>32</w:t>
+        <w:t>33</w:t>
       </w:r>
     </w:p>
     <w:p>
@@ -1572,7 +1572,7 @@
           <w:sz w:val="22"/>
         </w:rPr>
         <w:tab/>
-        <w:t>34</w:t>
+        <w:t>35</w:t>
       </w:r>
     </w:p>
     <w:p>
@@ -1624,7 +1624,7 @@
           <w:sz w:val="22"/>
         </w:rPr>
         <w:tab/>
-        <w:t>37</w:t>
+        <w:t>38</w:t>
       </w:r>
     </w:p>
     <w:p>
@@ -1650,7 +1650,7 @@
           <w:sz w:val="22"/>
         </w:rPr>
         <w:tab/>
-        <w:t>37</w:t>
+        <w:t>38</w:t>
       </w:r>
     </w:p>
     <w:p>
@@ -1676,7 +1676,7 @@
           <w:sz w:val="22"/>
         </w:rPr>
         <w:tab/>
-        <w:t>42</w:t>
+        <w:t>44</w:t>
       </w:r>
     </w:p>
     <w:p>
@@ -1702,7 +1702,7 @@
           <w:sz w:val="22"/>
         </w:rPr>
         <w:tab/>
-        <w:t>43</w:t>
+        <w:t>45</w:t>
       </w:r>
     </w:p>
     <w:p>
@@ -1728,7 +1728,7 @@
           <w:sz w:val="22"/>
         </w:rPr>
         <w:tab/>
-        <w:t>46</w:t>
+        <w:t>48</w:t>
       </w:r>
     </w:p>
     <w:p>
@@ -1754,7 +1754,7 @@
           <w:sz w:val="22"/>
         </w:rPr>
         <w:tab/>
-        <w:t>46</w:t>
+        <w:t>48</w:t>
       </w:r>
     </w:p>
     <w:p>
@@ -1780,7 +1780,7 @@
           <w:sz w:val="22"/>
         </w:rPr>
         <w:tab/>
-        <w:t>51</w:t>
+        <w:t>53</w:t>
       </w:r>
     </w:p>
     <w:p>
@@ -1806,7 +1806,7 @@
           <w:sz w:val="22"/>
         </w:rPr>
         <w:tab/>
-        <w:t>52</w:t>
+        <w:t>54</w:t>
       </w:r>
     </w:p>
     <w:p>
@@ -1832,7 +1832,7 @@
           <w:sz w:val="22"/>
         </w:rPr>
         <w:tab/>
-        <w:t>53</w:t>
+        <w:t>55</w:t>
       </w:r>
     </w:p>
     <w:p>
@@ -1858,7 +1858,7 @@
           <w:sz w:val="22"/>
         </w:rPr>
         <w:tab/>
-        <w:t>54</w:t>
+        <w:t>57</w:t>
       </w:r>
     </w:p>
     <w:p>
@@ -1884,7 +1884,7 @@
           <w:sz w:val="22"/>
         </w:rPr>
         <w:tab/>
-        <w:t>54</w:t>
+        <w:t>57</w:t>
       </w:r>
     </w:p>
     <w:p>
@@ -1910,7 +1910,7 @@
           <w:sz w:val="22"/>
         </w:rPr>
         <w:tab/>
-        <w:t>54</w:t>
+        <w:t>57</w:t>
       </w:r>
     </w:p>
     <w:p>
@@ -1936,7 +1936,7 @@
           <w:sz w:val="22"/>
         </w:rPr>
         <w:tab/>
-        <w:t>55</w:t>
+        <w:t>58</w:t>
       </w:r>
     </w:p>
     <w:p>
@@ -1962,7 +1962,7 @@
           <w:sz w:val="22"/>
         </w:rPr>
         <w:tab/>
-        <w:t>55</w:t>
+        <w:t>58</w:t>
       </w:r>
     </w:p>
     <w:p>
@@ -1988,7 +1988,7 @@
           <w:sz w:val="22"/>
         </w:rPr>
         <w:tab/>
-        <w:t>56</w:t>
+        <w:t>59</w:t>
       </w:r>
     </w:p>
     <w:p>
@@ -2014,7 +2014,7 @@
           <w:sz w:val="22"/>
         </w:rPr>
         <w:tab/>
-        <w:t>56</w:t>
+        <w:t>59</w:t>
       </w:r>
     </w:p>
     <w:p>
@@ -2040,7 +2040,7 @@
           <w:sz w:val="22"/>
         </w:rPr>
         <w:tab/>
-        <w:t>59</w:t>
+        <w:t>62</w:t>
       </w:r>
     </w:p>
     <w:p>
@@ -2066,7 +2066,7 @@
           <w:sz w:val="22"/>
         </w:rPr>
         <w:tab/>
-        <w:t>61</w:t>
+        <w:t>64</w:t>
       </w:r>
     </w:p>
     <w:p>
@@ -2092,7 +2092,7 @@
           <w:sz w:val="22"/>
         </w:rPr>
         <w:tab/>
-        <w:t>68</w:t>
+        <w:t>71</w:t>
       </w:r>
     </w:p>
     <w:p>
@@ -2216,7 +2216,7 @@
           <w:sz w:val="22"/>
         </w:rPr>
         <w:tab/>
-        <w:t>33</w:t>
+        <w:t>34</w:t>
       </w:r>
     </w:p>
     <w:p>
@@ -2242,7 +2242,7 @@
           <w:sz w:val="22"/>
         </w:rPr>
         <w:tab/>
-        <w:t>36</w:t>
+        <w:t>37</w:t>
       </w:r>
     </w:p>
     <w:p>
@@ -2268,7 +2268,7 @@
           <w:sz w:val="22"/>
         </w:rPr>
         <w:tab/>
-        <w:t>38</w:t>
+        <w:t>39</w:t>
       </w:r>
     </w:p>
     <w:p>
@@ -2294,7 +2294,7 @@
           <w:sz w:val="22"/>
         </w:rPr>
         <w:tab/>
-        <w:t>42</w:t>
+        <w:t>44</w:t>
       </w:r>
     </w:p>
     <w:p>
@@ -2320,7 +2320,7 @@
           <w:sz w:val="22"/>
         </w:rPr>
         <w:tab/>
-        <w:t>44</w:t>
+        <w:t>46</w:t>
       </w:r>
     </w:p>
     <w:p>
@@ -2346,7 +2346,7 @@
           <w:sz w:val="22"/>
         </w:rPr>
         <w:tab/>
-        <w:t>47</w:t>
+        <w:t>49</w:t>
       </w:r>
     </w:p>
     <w:p>
@@ -2372,7 +2372,7 @@
           <w:sz w:val="22"/>
         </w:rPr>
         <w:tab/>
-        <w:t>47</w:t>
+        <w:t>49</w:t>
       </w:r>
     </w:p>
     <w:p>
@@ -2398,7 +2398,7 @@
           <w:sz w:val="22"/>
         </w:rPr>
         <w:tab/>
-        <w:t>50</w:t>
+        <w:t>52</w:t>
       </w:r>
     </w:p>
     <w:p>
@@ -2424,7 +2424,7 @@
           <w:sz w:val="22"/>
         </w:rPr>
         <w:tab/>
-        <w:t>52</w:t>
+        <w:t>55</w:t>
       </w:r>
     </w:p>
     <w:p>
@@ -2450,7 +2450,7 @@
           <w:sz w:val="22"/>
         </w:rPr>
         <w:tab/>
-        <w:t>53</w:t>
+        <w:t>56</w:t>
       </w:r>
     </w:p>
     <w:p>
@@ -2669,7 +2669,7 @@
           <w:b w:val="0"/>
           <w:sz w:val="22"/>
         </w:rPr>
-        <w:t>그림 5-1. 고장 조건별 감지 지연 분포(제안 팔, 주입 시점 기준)</w:t>
+        <w:t>그림 4-3. 보행자 돌발 조우 주입 프로토콜</w:t>
       </w:r>
       <w:r>
         <w:rPr>
@@ -2678,7 +2678,7 @@
           <w:sz w:val="22"/>
         </w:rPr>
         <w:tab/>
-        <w:t>40</w:t>
+        <w:t>31</w:t>
       </w:r>
     </w:p>
     <w:p>
@@ -2695,7 +2695,7 @@
           <w:b w:val="0"/>
           <w:sz w:val="22"/>
         </w:rPr>
-        <w:t>그림 5-2. 정지거리 모델 d = vτ + v²/2a(τ=1.5 s, a=3.5 m/s²)와 거리 사다리 실측 회피/충돌 경계(음영 밴드)</w:t>
+        <w:t>그림 5-1. 고장 조건별 감지 지연 분포(제안 팔, 주입 시점 기준)</w:t>
       </w:r>
       <w:r>
         <w:rPr>
@@ -2704,7 +2704,7 @@
           <w:sz w:val="22"/>
         </w:rPr>
         <w:tab/>
-        <w:t>45</w:t>
+        <w:t>41</w:t>
       </w:r>
     </w:p>
     <w:p>
@@ -2721,7 +2721,7 @@
           <w:b w:val="0"/>
           <w:sz w:val="22"/>
         </w:rPr>
-        <w:t>그림 5-3. 무충돌 대피 케이스의 차선 반환 Kaplan–Meier 곡선 (절제 1차 표본, 조건부 n=13)</w:t>
+        <w:t>그림 5-2. 연속 건강도 궤적 — 상태 전이 입력 채널(실선 perception)의 점수 대역 분리(이중 임계 0.7/0.3 병기)</w:t>
       </w:r>
       <w:r>
         <w:rPr>
@@ -2730,7 +2730,85 @@
           <w:sz w:val="22"/>
         </w:rPr>
         <w:tab/>
-        <w:t>51</w:t>
+        <w:t>43</w:t>
+      </w:r>
+    </w:p>
+    <w:p>
+      <w:pPr>
+        <w:tabs>
+          <w:tab w:pos="8504" w:val="right" w:leader="dot"/>
+        </w:tabs>
+        <w:spacing w:line="501" w:lineRule="exact"/>
+        <w:ind w:left="0"/>
+      </w:pPr>
+      <w:r>
+        <w:rPr>
+          <w:rFonts w:ascii="HY신명조" w:hAnsi="HY신명조" w:eastAsia="HY신명조"/>
+          <w:b w:val="0"/>
+          <w:sz w:val="22"/>
+        </w:rPr>
+        <w:t>그림 5-3. 정지거리 모델 d = vτ + v²/2a(τ=1.5 s, a=3.5 m/s²)와 거리 사다리 실측 회피/충돌 경계(음영 밴드)</w:t>
+      </w:r>
+      <w:r>
+        <w:rPr>
+          <w:rFonts w:ascii="HY신명조" w:hAnsi="HY신명조" w:eastAsia="HY신명조"/>
+          <w:b w:val="0"/>
+          <w:sz w:val="22"/>
+        </w:rPr>
+        <w:tab/>
+        <w:t>47</w:t>
+      </w:r>
+    </w:p>
+    <w:p>
+      <w:pPr>
+        <w:tabs>
+          <w:tab w:pos="8504" w:val="right" w:leader="dot"/>
+        </w:tabs>
+        <w:spacing w:line="501" w:lineRule="exact"/>
+        <w:ind w:left="0"/>
+      </w:pPr>
+      <w:r>
+        <w:rPr>
+          <w:rFonts w:ascii="HY신명조" w:hAnsi="HY신명조" w:eastAsia="HY신명조"/>
+          <w:b w:val="0"/>
+          <w:sz w:val="22"/>
+        </w:rPr>
+        <w:t>그림 5-4. 무충돌 대피 케이스의 차선 반환 Kaplan–Meier 곡선 (절제 1차 표본, 조건부 n=13)</w:t>
+      </w:r>
+      <w:r>
+        <w:rPr>
+          <w:rFonts w:ascii="HY신명조" w:hAnsi="HY신명조" w:eastAsia="HY신명조"/>
+          <w:b w:val="0"/>
+          <w:sz w:val="22"/>
+        </w:rPr>
+        <w:tab/>
+        <w:t>53</w:t>
+      </w:r>
+    </w:p>
+    <w:p>
+      <w:pPr>
+        <w:tabs>
+          <w:tab w:pos="8504" w:val="right" w:leader="dot"/>
+        </w:tabs>
+        <w:spacing w:line="501" w:lineRule="exact"/>
+        <w:ind w:left="0"/>
+      </w:pPr>
+      <w:r>
+        <w:rPr>
+          <w:rFonts w:ascii="HY신명조" w:hAnsi="HY신명조" w:eastAsia="HY신명조"/>
+          <w:b w:val="0"/>
+          <w:sz w:val="22"/>
+        </w:rPr>
+        <w:t>그림 5-5. 절제 실험 결과(원장 판정, 합산 n=20)</w:t>
+      </w:r>
+      <w:r>
+        <w:rPr>
+          <w:rFonts w:ascii="HY신명조" w:hAnsi="HY신명조" w:eastAsia="HY신명조"/>
+          <w:b w:val="0"/>
+          <w:sz w:val="22"/>
+        </w:rPr>
+        <w:tab/>
+        <w:t>54</w:t>
       </w:r>
     </w:p>
     <w:p>
@@ -8281,8 +8359,68 @@
           <w:b w:val="0"/>
           <w:sz w:val="22"/>
         </w:rPr>
-        <w:t xml:space="preserve">   절제 실험용 v5 주입기는 세 가지를 추가한다. 첫째, 행동 독립 시간 트리거: 감시 모듈의 점수를 구독하는 섀도 감지기가 감독자와 동일 임계를 넘는 순간을 t_detect로 삼고, 모든 팔에서 t_detect+3.0 s에 에고 전방 8 m, 차선 우측 끝(횡방향 지터 ±0.2 m)에 보행자를 발사한다. 차량이 정지 상태여도 발사하며 무조우 제외는 없다 — 팔의 행동이 조우 발생 여부를 바꾸는 선택 편향을 차단한다. 둘째, 고장 파형 시드 고정(FAULT_SEED). 셋째, CARLA 물리 틱 동기 기록: 매 물리 프레임의 에고·보행자 좌표·속도·간격을 케이스별 CSV로 남긴다.</w:t>
-      </w:r>
+        <w:t xml:space="preserve">   절제 실험용 v5 주입기는 세 가지를 추가한다. 첫째, 행동 독립 시간 트리거: 감시 모듈의 점수를 구독하는 섀도 감지기가 감독자와 동일 임계를 넘는 순간을 t_detect로 삼고, 모든 팔에서 t_detect+3.0 s에 에고 전방 8 m, 차선 우측 끝(횡방향 지터 ±0.2 m)에 보행자를 발사한다(그림 4-3). 차량이 정지 상태여도 발사하며 무조우 제외는 없다 — 팔의 행동이 조우 발생 여부를 바꾸는 선택 편향을 차단한다. 둘째, 고장 파형 시드 고정(FAULT_SEED). 셋째, CARLA 물리 틱 동기 기록: 매 물리 프레임의 에고·보행자 좌표·속도·간격을 케이스별 CSV로 남긴다.</w:t>
+      </w:r>
+    </w:p>
+    <w:p>
+      <w:pPr>
+        <w:keepNext/>
+        <w:spacing w:line="240" w:lineRule="auto"/>
+        <w:jc w:val="center"/>
+      </w:pPr>
+      <w:r>
+        <w:drawing>
+          <wp:inline xmlns:a="http://schemas.openxmlformats.org/drawingml/2006/main" xmlns:pic="http://schemas.openxmlformats.org/drawingml/2006/picture">
+            <wp:extent cx="5040000" cy="2506304"/>
+            <wp:docPr id="8" name="Picture 8"/>
+            <wp:cNvGraphicFramePr>
+              <a:graphicFrameLocks noChangeAspect="1"/>
+            </wp:cNvGraphicFramePr>
+            <a:graphic>
+              <a:graphicData uri="http://schemas.openxmlformats.org/drawingml/2006/picture">
+                <pic:pic>
+                  <pic:nvPicPr>
+                    <pic:cNvPr id="0" name="fig11_encounter.png"/>
+                    <pic:cNvPicPr/>
+                  </pic:nvPicPr>
+                  <pic:blipFill>
+                    <a:blip r:embed="rId22"/>
+                    <a:stretch>
+                      <a:fillRect/>
+                    </a:stretch>
+                  </pic:blipFill>
+                  <pic:spPr>
+                    <a:xfrm>
+                      <a:off x="0" y="0"/>
+                      <a:ext cx="5040000" cy="2506304"/>
+                    </a:xfrm>
+                    <a:prstGeom prst="rect"/>
+                  </pic:spPr>
+                </pic:pic>
+              </a:graphicData>
+            </a:graphic>
+          </wp:inline>
+        </w:drawing>
+      </w:r>
+    </w:p>
+    <w:p>
+      <w:pPr>
+        <w:keepLines/>
+        <w:spacing w:line="360" w:lineRule="auto" w:before="0" w:after="0"/>
+      </w:pPr>
+      <w:r>
+        <w:rPr>
+          <w:rFonts w:ascii="HY신명조" w:hAnsi="HY신명조" w:eastAsia="HY신명조"/>
+          <w:b w:val="0"/>
+          <w:sz w:val="22"/>
+        </w:rPr>
+        <w:t>그림 4-3. 보행자 돌발 조우 주입 프로토콜. 고장 주입(시드 고정 파형) → 섀도 감지 t_detect(전 팔 공통) → t_detect+3 s 행동 독립 발사가 전방 8 m·차선 우측 끝 +0.5 m(횡 지터 ±0.2 m)의 표준화 상대 기하로 보행자(12 m 횡단 후 정지)를 스폰한다.</w:t>
+      </w:r>
+    </w:p>
+    <w:p>
+      <w:pPr>
+        <w:spacing w:line="501" w:lineRule="exact" w:before="0" w:after="0"/>
+      </w:pPr>
     </w:p>
     <w:p>
       <w:pPr>
@@ -12062,7 +12200,7 @@
         <w:drawing>
           <wp:inline xmlns:a="http://schemas.openxmlformats.org/drawingml/2006/main" xmlns:pic="http://schemas.openxmlformats.org/drawingml/2006/picture">
             <wp:extent cx="4320000" cy="4942641"/>
-            <wp:docPr id="8" name="Picture 8"/>
+            <wp:docPr id="9" name="Picture 9"/>
             <wp:cNvGraphicFramePr>
               <a:graphicFrameLocks noChangeAspect="1"/>
             </wp:cNvGraphicFramePr>
@@ -12074,7 +12212,7 @@
                     <pic:cNvPicPr/>
                   </pic:nvPicPr>
                   <pic:blipFill>
-                    <a:blip r:embed="rId22"/>
+                    <a:blip r:embed="rId23"/>
                     <a:stretch>
                       <a:fillRect/>
                     </a:stretch>
@@ -12123,8 +12261,68 @@
           <w:b w:val="0"/>
           <w:sz w:val="22"/>
         </w:rPr>
-        <w:t xml:space="preserve">   표의 이진 검출률 이면에는 연속 건강도 신호가 있다. 감독자 상태 전이(0.7/0.3)에 실제 입력되는 것은 perception 채널이다 — 라이다 열화에서 위치 능력은 무결하므로 health = min(perception, cap_loc)의 결정 변수가 perception이 된다. 이 결정 변수가 고장 강도에 따라 서로 다른 대역으로 분리된다: 무고장은 정상 대역에 머무르며 워밍업 후 상단 임계 0.7을 하회하지 않고(실측 최저 0.71 — 무고장 45케이스 오발동 0건과 정합), 중강도는 임계 상방의 허용(정상) 대역에 머무르며(lso-mid의 의도된 무개입이 여기에 근거한다), 고강도는 고장 주입 직후 임계 하방의 저점 대역으로 이탈해 개입을 발동한다. 이 대역 분리가 low/mid/high 등급화와 3구간 상태 전이(정상/대피/위임)의 기반이다. 점선의 obstacle 채널은 상태 전이 발동 채널이 아닌 MRM 이동 게이트 전용이며, 0.7 하방 요동(개활지·선회 시 섹터 커버리지 변화)은 발동 대상이 아니므로 오발동 0건과 모순되지 않는다. 단, GNSS 계열(gn)의 건강도는 /monitor/scores 토픽이 아니라 감독자 내부의 잔차 감지기(loc_meas/loc_jump)에서 산출되는 구조이므로, 본 관측은 /monitor/scores의 라이다 열화 채널 기준이다.</w:t>
-      </w:r>
+        <w:t xml:space="preserve">   표의 이진 검출률 이면에는 연속 건강도 신호가 있다(그림 5-2). 감독자 상태 전이(0.7/0.3)에 실제 입력되는 것은 perception 채널이다 — 라이다 열화에서 위치 능력은 무결하므로 health = min(perception, cap_loc)의 결정 변수가 perception이 된다. 이 결정 변수가 고장 강도에 따라 서로 다른 대역으로 분리된다: 무고장은 정상 대역에 머무르며 워밍업 후 상단 임계 0.7을 하회하지 않고(실측 최저 0.71 — 무고장 45케이스 오발동 0건과 정합), 중강도는 임계 상방의 허용(정상) 대역에 머무르며(lso-mid의 의도된 무개입이 여기에 근거한다), 고강도는 고장 주입 직후 임계 하방의 저점 대역으로 이탈해 개입을 발동한다. 이 대역 분리가 low/mid/high 등급화와 3구간 상태 전이(정상/대피/위임)의 기반이다. 점선의 obstacle 채널은 상태 전이 발동 채널이 아닌 MRM 이동 게이트 전용이며, 0.7 하방 요동(개활지·선회 시 섹터 커버리지 변화)은 발동 대상이 아니므로 오발동 0건과 모순되지 않는다. 단, GNSS 계열(gn)의 건강도는 /monitor/scores 토픽이 아니라 감독자 내부의 잔차 감지기(loc_meas/loc_jump)에서 산출되는 구조이므로, 본 관측은 /monitor/scores의 라이다 열화 채널 기준이다.</w:t>
+      </w:r>
+    </w:p>
+    <w:p>
+      <w:pPr>
+        <w:keepNext/>
+        <w:spacing w:line="240" w:lineRule="auto"/>
+        <w:jc w:val="center"/>
+      </w:pPr>
+      <w:r>
+        <w:drawing>
+          <wp:inline xmlns:a="http://schemas.openxmlformats.org/drawingml/2006/main" xmlns:pic="http://schemas.openxmlformats.org/drawingml/2006/picture">
+            <wp:extent cx="5220000" cy="2316227"/>
+            <wp:docPr id="10" name="Picture 10"/>
+            <wp:cNvGraphicFramePr>
+              <a:graphicFrameLocks noChangeAspect="1"/>
+            </wp:cNvGraphicFramePr>
+            <a:graphic>
+              <a:graphicData uri="http://schemas.openxmlformats.org/drawingml/2006/picture">
+                <pic:pic>
+                  <pic:nvPicPr>
+                    <pic:cNvPr id="0" name="fig12_health.png"/>
+                    <pic:cNvPicPr/>
+                  </pic:nvPicPr>
+                  <pic:blipFill>
+                    <a:blip r:embed="rId24"/>
+                    <a:stretch>
+                      <a:fillRect/>
+                    </a:stretch>
+                  </pic:blipFill>
+                  <pic:spPr>
+                    <a:xfrm>
+                      <a:off x="0" y="0"/>
+                      <a:ext cx="5220000" cy="2316227"/>
+                    </a:xfrm>
+                    <a:prstGeom prst="rect"/>
+                  </pic:spPr>
+                </pic:pic>
+              </a:graphicData>
+            </a:graphic>
+          </wp:inline>
+        </w:drawing>
+      </w:r>
+    </w:p>
+    <w:p>
+      <w:pPr>
+        <w:keepLines/>
+        <w:spacing w:line="360" w:lineRule="auto" w:before="0" w:after="0"/>
+      </w:pPr>
+      <w:r>
+        <w:rPr>
+          <w:rFonts w:ascii="HY신명조" w:hAnsi="HY신명조" w:eastAsia="HY신명조"/>
+          <w:b w:val="0"/>
+          <w:sz w:val="22"/>
+        </w:rPr>
+        <w:t>그림 5-2. 연속 건강도 궤적 — 상태 전이 입력 채널(실선 perception)의 점수 대역 분리(이중 임계 0.7/0.3 병기). 점선은 MRM 이동 게이트용 obstacle 채널이며, 조건당 대표 단일 런에서 워밍업·종료 stale 아티팩트를 절단했다.</w:t>
+      </w:r>
+    </w:p>
+    <w:p>
+      <w:pPr>
+        <w:spacing w:line="501" w:lineRule="exact" w:before="0" w:after="0"/>
+      </w:pPr>
     </w:p>
     <w:p>
       <w:pPr>
@@ -12713,7 +12911,7 @@
           <w:b w:val="0"/>
           <w:sz w:val="22"/>
         </w:rPr>
-        <w:t xml:space="preserve">   무고장 순정 스택의 4.2 m/s 주행에서 보행자 돌발 스폰 거리별 결과는 명확한 계단을 보였다: 14 m와 11 m에서는 거리당 4/4 전량 회피(각 4건 중 2건은 원장 도입 후 실행분으로 원장·물리 오라클 판정, 나머지 2건은 원장 도입 전 실행분으로 러너·영상 판정이다), 8·6·5 m에서는 각 4/4 전량 충돌이다(표 5-3, 그림 5-2). 즉 회피/충돌 경계는 8~11 m 구간에 있다. 이는 정지거리 모델 d = vτ + v²/2a (τ≈1.5 s, a≈3.5 m/s²)의 예측 d(4.2)=8.8 m와 일치하며, 두 가지를 확립한다: (i) 이후 실험의 돌발 거리 8 m 선택은 "회피가 물리적으로 불가능해지는 경계 직하"라는 근거 있는 선택이고, (ii) 속도→경계의 물리 모델이 본 환경에서 검증되었으므로 속도 상한의 효과를 같은 모델로 해석할 수 있다.</w:t>
+        <w:t xml:space="preserve">   무고장 순정 스택의 4.2 m/s 주행에서 보행자 돌발 스폰 거리별 결과는 명확한 계단을 보였다: 14 m와 11 m에서는 거리당 4/4 전량 회피(각 4건 중 2건은 원장 도입 후 실행분으로 원장·물리 오라클 판정, 나머지 2건은 원장 도입 전 실행분으로 러너·영상 판정이다), 8·6·5 m에서는 각 4/4 전량 충돌이다(표 5-3, 그림 5-3). 즉 회피/충돌 경계는 8~11 m 구간에 있다. 이는 정지거리 모델 d = vτ + v²/2a (τ≈1.5 s, a≈3.5 m/s²)의 예측 d(4.2)=8.8 m와 일치하며, 두 가지를 확립한다: (i) 이후 실험의 돌발 거리 8 m 선택은 "회피가 물리적으로 불가능해지는 경계 직하"라는 근거 있는 선택이고, (ii) 속도→경계의 물리 모델이 본 환경에서 검증되었으므로 속도 상한의 효과를 같은 모델로 해석할 수 있다.</w:t>
       </w:r>
     </w:p>
     <w:p>
@@ -13164,7 +13362,7 @@
         <w:drawing>
           <wp:inline xmlns:a="http://schemas.openxmlformats.org/drawingml/2006/main" xmlns:pic="http://schemas.openxmlformats.org/drawingml/2006/picture">
             <wp:extent cx="4140000" cy="3272984"/>
-            <wp:docPr id="9" name="Picture 9"/>
+            <wp:docPr id="11" name="Picture 11"/>
             <wp:cNvGraphicFramePr>
               <a:graphicFrameLocks noChangeAspect="1"/>
             </wp:cNvGraphicFramePr>
@@ -13176,7 +13374,7 @@
                     <pic:cNvPicPr/>
                   </pic:nvPicPr>
                   <pic:blipFill>
-                    <a:blip r:embed="rId23"/>
+                    <a:blip r:embed="rId25"/>
                     <a:stretch>
                       <a:fillRect/>
                     </a:stretch>
@@ -13206,7 +13404,7 @@
           <w:b w:val="0"/>
           <w:sz w:val="22"/>
         </w:rPr>
-        <w:t>그림 5-2. 정지거리 모델 d = vτ + v²/2a(τ=1.5 s, a=3.5 m/s²)와 거리 사다리 실측 회피/충돌 경계(음영 밴드). 4.2 m/s의 실측 경계(8~11 m)는 모델 예측 8.8 m와 일치하고, 3.0 m/s의 경계(7~8 m)는 예측 5.79 m 대비 보수적이다(플래너 반응 분산). 점선은 이후 실험의 돌발 스폰 거리 8 m이다.</w:t>
+        <w:t>그림 5-3. 정지거리 모델 d = vτ + v²/2a(τ=1.5 s, a=3.5 m/s²)와 거리 사다리 실측 회피/충돌 경계(음영 밴드). 4.2 m/s의 실측 경계(8~11 m)는 모델 예측 8.8 m와 일치하고, 3.0 m/s의 경계(7~8 m)는 예측 5.79 m 대비 보수적이다(플래너 반응 분산). 점선은 이후 실험의 돌발 스폰 거리 8 m이다.</w:t>
       </w:r>
     </w:p>
     <w:p>
@@ -16791,7 +16989,7 @@
         <w:drawing>
           <wp:inline xmlns:a="http://schemas.openxmlformats.org/drawingml/2006/main" xmlns:pic="http://schemas.openxmlformats.org/drawingml/2006/picture">
             <wp:extent cx="3960000" cy="3080000"/>
-            <wp:docPr id="10" name="Picture 10"/>
+            <wp:docPr id="12" name="Picture 12"/>
             <wp:cNvGraphicFramePr>
               <a:graphicFrameLocks noChangeAspect="1"/>
             </wp:cNvGraphicFramePr>
@@ -16803,7 +17001,7 @@
                     <pic:cNvPicPr/>
                   </pic:nvPicPr>
                   <pic:blipFill>
-                    <a:blip r:embed="rId24"/>
+                    <a:blip r:embed="rId26"/>
                     <a:stretch>
                       <a:fillRect/>
                     </a:stretch>
@@ -16833,7 +17031,7 @@
           <w:b w:val="0"/>
           <w:sz w:val="22"/>
         </w:rPr>
-        <w:t>그림 5-3. 무충돌 대피 케이스의 차선 반환 Kaplan–Meier 곡선 (절제 1차 표본, 조건부 n=13). 이탈 관측 6건(중앙 11.0 s), 우측 중도절단 7건(|), 최종 생존율 0.538로 중앙값은 관찰 지평(20 s)을 초과한다. 표 5-6의 시간분포 규칙과 동일 산출이다.</w:t>
+        <w:t>그림 5-4. 무충돌 대피 케이스의 차선 반환 Kaplan–Meier 곡선 (절제 1차 표본, 조건부 n=13). 이탈 관측 6건(중앙 11.0 s), 우측 중도절단 7건(|), 최종 생존율 0.538로 중앙값은 관찰 지평(20 s)을 초과한다. 표 5-6의 시간분포 규칙과 동일 산출이다.</w:t>
       </w:r>
     </w:p>
     <w:p>
@@ -16875,8 +17073,68 @@
           <w:b w:val="0"/>
           <w:sz w:val="22"/>
         </w:rPr>
-        <w:t xml:space="preserve">   같은 상한 대피 정책(A4류)의 조우 결과를 시간 체제로 나누면 대비가 선명하다: 감지+3 s의 과도구간(감속 미완) 발사에서는 11/20이 충돌한 반면, 감속이 완료된 정착 순항(3.0 m/s 재출발 순항, 8 m 조우 재실험) 발사에서는 0/8 무충돌이었다.</w:t>
-      </w:r>
+        <w:t xml:space="preserve">   같은 상한 대피 정책(A4류)의 조우 결과를 시간 체제로 나누면 대비가 선명하다(그림 5-5): 감지+3 s의 과도구간(감속 미완) 발사에서는 11/20이 충돌한 반면, 감속이 완료된 정착 순항(3.0 m/s 재출발 순항, 8 m 조우 재실험) 발사에서는 0/8 무충돌이었다.</w:t>
+      </w:r>
+    </w:p>
+    <w:p>
+      <w:pPr>
+        <w:keepNext/>
+        <w:spacing w:line="240" w:lineRule="auto"/>
+        <w:jc w:val="center"/>
+      </w:pPr>
+      <w:r>
+        <w:drawing>
+          <wp:inline xmlns:a="http://schemas.openxmlformats.org/drawingml/2006/main" xmlns:pic="http://schemas.openxmlformats.org/drawingml/2006/picture">
+            <wp:extent cx="5220000" cy="2088508"/>
+            <wp:docPr id="13" name="Picture 13"/>
+            <wp:cNvGraphicFramePr>
+              <a:graphicFrameLocks noChangeAspect="1"/>
+            </wp:cNvGraphicFramePr>
+            <a:graphic>
+              <a:graphicData uri="http://schemas.openxmlformats.org/drawingml/2006/picture">
+                <pic:pic>
+                  <pic:nvPicPr>
+                    <pic:cNvPr id="0" name="fig10_ablation.png"/>
+                    <pic:cNvPicPr/>
+                  </pic:nvPicPr>
+                  <pic:blipFill>
+                    <a:blip r:embed="rId27"/>
+                    <a:stretch>
+                      <a:fillRect/>
+                    </a:stretch>
+                  </pic:blipFill>
+                  <pic:spPr>
+                    <a:xfrm>
+                      <a:off x="0" y="0"/>
+                      <a:ext cx="5220000" cy="2088508"/>
+                    </a:xfrm>
+                    <a:prstGeom prst="rect"/>
+                  </pic:spPr>
+                </pic:pic>
+              </a:graphicData>
+            </a:graphic>
+          </wp:inline>
+        </w:drawing>
+      </w:r>
+    </w:p>
+    <w:p>
+      <w:pPr>
+        <w:keepLines/>
+        <w:spacing w:line="360" w:lineRule="auto" w:before="0" w:after="0"/>
+      </w:pPr>
+      <w:r>
+        <w:rPr>
+          <w:rFonts w:ascii="HY신명조" w:hAnsi="HY신명조" w:eastAsia="HY신명조"/>
+          <w:b w:val="0"/>
+          <w:sz w:val="22"/>
+        </w:rPr>
+        <w:t>그림 5-5. 절제 실험 결과(원장 판정, 합산 n=20). (a) 4팔의 충돌/회피 분해 — 감지+3 s 과도구간 발사. (b) 동일 상한(3.0 m/s) 대피 정책의 2체제 대비 — 과도구간 11/20 대 정착 순항 0/8.</w:t>
+      </w:r>
+    </w:p>
+    <w:p>
+      <w:pPr>
+        <w:spacing w:line="501" w:lineRule="exact" w:before="0" w:after="0"/>
+      </w:pPr>
     </w:p>
     <w:p>
       <w:pPr>

--- a/doc/thesis_v20_0826.docx
+++ b/doc/thesis_v20_0826.docx
@@ -2721,7 +2721,7 @@
           <w:b w:val="0"/>
           <w:sz w:val="22"/>
         </w:rPr>
-        <w:t>그림 5-2. 연속 건강도 궤적 — 상태 전이 입력 채널(실선 perception)의 점수 대역 분리(이중 임계 0.7/0.3 병기)</w:t>
+        <w:t>그림 5-2. 연속 건강도 궤적 — 상태 전이 입력(perception 능력) 점수의 대역 분리: (a) 라이다 희박화(lso), (b) 카메라 화소 노이즈(cn), 이중 임계 0.7/0.3 병기</w:t>
       </w:r>
       <w:r>
         <w:rPr>
@@ -12261,7 +12261,7 @@
           <w:b w:val="0"/>
           <w:sz w:val="22"/>
         </w:rPr>
-        <w:t xml:space="preserve">   표의 이진 검출률 이면에는 연속 건강도 신호가 있다(그림 5-2). 감독자 상태 전이(0.7/0.3)에 실제 입력되는 것은 perception 채널이다 — 라이다 열화에서 위치 능력은 무결하므로 health = min(perception, cap_loc)의 결정 변수가 perception이 된다. 이 결정 변수가 고장 강도에 따라 서로 다른 대역으로 분리된다: 무고장은 정상 대역에 머무르며 워밍업 후 상단 임계 0.7을 하회하지 않고(실측 최저 0.71 — 무고장 45케이스 오발동 0건과 정합), 중강도는 임계 상방의 허용(정상) 대역에 머무르며(lso-mid의 의도된 무개입이 여기에 근거한다), 고강도는 고장 주입 직후 임계 하방의 저점 대역으로 이탈해 개입을 발동한다. 이 대역 분리가 low/mid/high 등급화와 3구간 상태 전이(정상/대피/위임)의 기반이다. 점선의 obstacle 채널은 상태 전이 발동 채널이 아닌 MRM 이동 게이트 전용이며, 0.7 하방 요동(개활지·선회 시 섹터 커버리지 변화)은 발동 대상이 아니므로 오발동 0건과 모순되지 않는다. 단, GNSS 계열(gn)의 건강도는 /monitor/scores 토픽이 아니라 감독자 내부의 잔차 감지기(loc_meas/loc_jump)에서 산출되는 구조이므로, 본 관측은 /monitor/scores의 라이다 열화 채널 기준이다.</w:t>
+        <w:t xml:space="preserve">   표의 이진 검출률 이면에는 연속 건강도 신호가 있다(그림 5-2). 감독자 상태 전이(0.7/0.3)에 실제 입력되는 것은 perception 채널이다 — 라이다 열화에서 위치 능력은 무결하므로 health = min(perception, cap_loc)의 결정 변수가 perception이 된다. 이 결정 변수가 고장 강도에 따라 서로 다른 대역으로 분리된다: 무고장은 정상 대역에 머무르며 워밍업 후 상단 임계 0.7을 하회하지 않고(실측 최저 0.71 — 무고장 45케이스 오발동 0건과 정합), 중강도는 임계 상방의 허용(정상) 대역에 머무르며(lso-mid의 의도된 무개입이 여기에 근거한다), 고강도는 고장 주입 직후 임계 하방의 저점 대역으로 이탈해 개입을 발동한다. 이 대역 분리가 low/mid/high 등급화와 3구간 상태 전이(정상/대피/위임)의 기반이다. obstacle 채널은 상태 전이 발동 채널이 아닌 MRM 이동 게이트 전용이며, 0.7 하방 요동(개활지·선회 시 섹터 커버리지 변화)은 발동 대상이 아니므로 오발동 0건과 모순되지 않는다. 단, 항법 계열(gn·imn)의 건강도는 /monitor/scores 토픽이 아니라 감독자 내부의 잔차 감지기(loc_meas/loc_jump)에서 산출되는 구조이므로, 본 관측은 /monitor/scores의 라이다 열화 채널 기준이다.</w:t>
       </w:r>
     </w:p>
     <w:p>
@@ -12273,7 +12273,7 @@
       <w:r>
         <w:drawing>
           <wp:inline xmlns:a="http://schemas.openxmlformats.org/drawingml/2006/main" xmlns:pic="http://schemas.openxmlformats.org/drawingml/2006/picture">
-            <wp:extent cx="5220000" cy="2316227"/>
+            <wp:extent cx="5220000" cy="2011345"/>
             <wp:docPr id="10" name="Picture 10"/>
             <wp:cNvGraphicFramePr>
               <a:graphicFrameLocks noChangeAspect="1"/>
@@ -12294,7 +12294,7 @@
                   <pic:spPr>
                     <a:xfrm>
                       <a:off x="0" y="0"/>
-                      <a:ext cx="5220000" cy="2316227"/>
+                      <a:ext cx="5220000" cy="2011345"/>
                     </a:xfrm>
                     <a:prstGeom prst="rect"/>
                   </pic:spPr>
@@ -12316,7 +12316,7 @@
           <w:b w:val="0"/>
           <w:sz w:val="22"/>
         </w:rPr>
-        <w:t>그림 5-2. 연속 건강도 궤적 — 상태 전이 입력 채널(실선 perception)의 점수 대역 분리(이중 임계 0.7/0.3 병기). 점선은 MRM 이동 게이트용 obstacle 채널이며, 조건당 대표 단일 런에서 워밍업·종료 stale 아티팩트를 절단했다.</w:t>
+        <w:t>그림 5-2. 연속 건강도 궤적 — 상태 전이 입력(perception 능력) 점수의 대역 분리: (a) 라이다 희박화(lso), (b) 카메라 화소 노이즈(cn), 이중 임계 0.7/0.3 병기. 조건당 대표 단일 런이며 워밍업·종료 stale 아티팩트는 절단했다. 항법 계열(gn·imn)의 결정 변수는 /monitor/scores가 아닌 감독자 내부 잔차 감지기에서 산출되므로 본 그림의 대상이 아니다.</w:t>
       </w:r>
     </w:p>
     <w:p>

--- a/doc/thesis_v20_0826.docx
+++ b/doc/thesis_v20_0826.docx
@@ -12273,7 +12273,7 @@
       <w:r>
         <w:drawing>
           <wp:inline xmlns:a="http://schemas.openxmlformats.org/drawingml/2006/main" xmlns:pic="http://schemas.openxmlformats.org/drawingml/2006/picture">
-            <wp:extent cx="5220000" cy="2011345"/>
+            <wp:extent cx="5220000" cy="2010038"/>
             <wp:docPr id="10" name="Picture 10"/>
             <wp:cNvGraphicFramePr>
               <a:graphicFrameLocks noChangeAspect="1"/>
@@ -12294,7 +12294,7 @@
                   <pic:spPr>
                     <a:xfrm>
                       <a:off x="0" y="0"/>
-                      <a:ext cx="5220000" cy="2011345"/>
+                      <a:ext cx="5220000" cy="2010038"/>
                     </a:xfrm>
                     <a:prstGeom prst="rect"/>
                   </pic:spPr>

--- a/doc/thesis_v20_0826.docx
+++ b/doc/thesis_v20_0826.docx
@@ -12316,7 +12316,7 @@
           <w:b w:val="0"/>
           <w:sz w:val="22"/>
         </w:rPr>
-        <w:t>그림 5-2. 연속 건강도 궤적 — 상태 전이 입력(perception 능력) 점수의 대역 분리: (a) 라이다 희박화(lso), (b) 카메라 화소 노이즈(cn), 이중 임계 0.7/0.3 병기. 조건당 대표 단일 런이며 워밍업·종료 stale 아티팩트는 절단했다. 항법 계열(gn·imn)의 결정 변수는 /monitor/scores가 아닌 감독자 내부 잔차 감지기에서 산출되므로 본 그림의 대상이 아니다.</w:t>
+        <w:t>그림 5-2. 연속 건강도 궤적 — 상태 전이 입력(perception 능력) 점수의 대역 분리: (a) 라이다 희박화(lso), (b) 카메라 화소 노이즈(cn), 이중 임계 0.7/0.3 병기. 조건당 대표 단일 런이며 워밍업·종료 stale 아티팩트는 절단했다. 항법 계열(gn·imn)의 결정 변수는 /monitor/scores가 아닌 감독자 내부 잔차 감지기에서 산출되므로 본 그림의 대상이 아니다. 수직 점선은 해당 센서 원시 점수의 계단 하강으로 검출한 고장 발현 시점이다(lso-mid는 계단이 품질 지표 변동에 묻혀 미표기 — 감내 등급과 정합).</w:t>
       </w:r>
     </w:p>
     <w:p>

--- a/doc/thesis_v20_0826.docx
+++ b/doc/thesis_v20_0826.docx
@@ -12273,7 +12273,7 @@
       <w:r>
         <w:drawing>
           <wp:inline xmlns:a="http://schemas.openxmlformats.org/drawingml/2006/main" xmlns:pic="http://schemas.openxmlformats.org/drawingml/2006/picture">
-            <wp:extent cx="5220000" cy="2010038"/>
+            <wp:extent cx="5220000" cy="2011345"/>
             <wp:docPr id="10" name="Picture 10"/>
             <wp:cNvGraphicFramePr>
               <a:graphicFrameLocks noChangeAspect="1"/>
@@ -12294,7 +12294,7 @@
                   <pic:spPr>
                     <a:xfrm>
                       <a:off x="0" y="0"/>
-                      <a:ext cx="5220000" cy="2010038"/>
+                      <a:ext cx="5220000" cy="2011345"/>
                     </a:xfrm>
                     <a:prstGeom prst="rect"/>
                   </pic:spPr>

--- a/doc/thesis_v20_0826.docx
+++ b/doc/thesis_v20_0826.docx
@@ -12316,7 +12316,7 @@
           <w:b w:val="0"/>
           <w:sz w:val="22"/>
         </w:rPr>
-        <w:t>그림 5-2. 연속 건강도 궤적 — 상태 전이 입력(perception 능력) 점수의 대역 분리: (a) 라이다 희박화(lso), (b) 카메라 화소 노이즈(cn), 이중 임계 0.7/0.3 병기. 조건당 대표 단일 런이며 워밍업·종료 stale 아티팩트는 절단했다. 항법 계열(gn·imn)의 결정 변수는 /monitor/scores가 아닌 감독자 내부 잔차 감지기에서 산출되므로 본 그림의 대상이 아니다. 수직 점선은 해당 센서 원시 점수의 계단 하강으로 검출한 고장 발현 시점이다(lso-mid는 계단이 품질 지표 변동에 묻혀 미표기 — 감내 등급과 정합).</w:t>
+        <w:t>그림 5-2. 연속 건강도 궤적 — 상태 전이 입력(perception 능력) 점수의 대역 분리: (a) 라이다 희박화(lso), (b) 카메라 화소 노이즈(cn), 이중 임계 0.7/0.3 병기. 조건당 대표 단일 런이며 워밍업·종료 stale 아티팩트는 절단했다. 항법 계열(gn·imn)의 결정 변수는 /monitor/scores가 아닌 감독자 내부 잔차 감지기에서 산출되므로 본 그림의 대상이 아니다. 수직 점선은 해당 센서 원시 점수의 계단 하강으로 검출한 고장 발현 시점이다(lso-mid는 계단이 품질 지표 변동에 묻혀 미표기 — 감내 등급과 정합). (b)의 옅은 점선은 카메라 원시 점수로, 발현 전까지 평탄하다 — 발현 전의 능력 계단은 라이다 품질의 장면 의존 요동(무고장 곡선과 동일 성격)이지 고장 효과가 아니다.</w:t>
       </w:r>
     </w:p>
     <w:p>

--- a/doc/thesis_v20_0826.docx
+++ b/doc/thesis_v20_0826.docx
@@ -2721,7 +2721,7 @@
           <w:b w:val="0"/>
           <w:sz w:val="22"/>
         </w:rPr>
-        <w:t>그림 5-2. 연속 건강도 궤적 — 상태 전이 입력(perception 능력) 점수의 대역 분리: (a) 라이다 희박화(lso), (b) 카메라 화소 노이즈(cn), 이중 임계 0.7/0.3 병기</w:t>
+        <w:t>그림 5-2. 연속 건강도 궤적 — (위) 상태 전이 입력인 perception 능력 점수(이중 임계 0.7/0.3), (아래) 해당 센서의 원시 점수: (a) 라이다 희박화(lso), (b) 카메라 화소 노이즈(cn)</w:t>
       </w:r>
       <w:r>
         <w:rPr>
@@ -12273,7 +12273,7 @@
       <w:r>
         <w:drawing>
           <wp:inline xmlns:a="http://schemas.openxmlformats.org/drawingml/2006/main" xmlns:pic="http://schemas.openxmlformats.org/drawingml/2006/picture">
-            <wp:extent cx="5220000" cy="2011345"/>
+            <wp:extent cx="5220000" cy="3134717"/>
             <wp:docPr id="10" name="Picture 10"/>
             <wp:cNvGraphicFramePr>
               <a:graphicFrameLocks noChangeAspect="1"/>
@@ -12294,7 +12294,7 @@
                   <pic:spPr>
                     <a:xfrm>
                       <a:off x="0" y="0"/>
-                      <a:ext cx="5220000" cy="2011345"/>
+                      <a:ext cx="5220000" cy="3134717"/>
                     </a:xfrm>
                     <a:prstGeom prst="rect"/>
                   </pic:spPr>
@@ -12316,7 +12316,7 @@
           <w:b w:val="0"/>
           <w:sz w:val="22"/>
         </w:rPr>
-        <w:t>그림 5-2. 연속 건강도 궤적 — 상태 전이 입력(perception 능력) 점수의 대역 분리: (a) 라이다 희박화(lso), (b) 카메라 화소 노이즈(cn), 이중 임계 0.7/0.3 병기. 조건당 대표 단일 런이며 워밍업·종료 stale 아티팩트는 절단했다. 항법 계열(gn·imn)의 결정 변수는 /monitor/scores가 아닌 감독자 내부 잔차 감지기에서 산출되므로 본 그림의 대상이 아니다. 수직 점선은 해당 센서 원시 점수의 계단 하강으로 검출한 고장 발현 시점이다(lso-mid는 계단이 품질 지표 변동에 묻혀 미표기 — 감내 등급과 정합). (b)의 옅은 점선은 카메라 원시 점수로, 발현 전까지 평탄하다 — 발현 전의 능력 계단은 라이다 품질의 장면 의존 요동(무고장 곡선과 동일 성격)이지 고장 효과가 아니다.</w:t>
+        <w:t>그림 5-2. 연속 건강도 궤적 — (위) 상태 전이 입력인 perception 능력 점수(이중 임계 0.7/0.3), (아래) 해당 센서의 원시 점수: (a) 라이다 희박화(lso), (b) 카메라 화소 노이즈(cn). 조건당 대표 단일 런이며 워밍업 구간은 표시창 밖이다. 수직 점선은 원시 점수의 계단 하강으로 검출한 고장 발현 시점이다(lso-mid는 계단 없이 수준 저하만 보여 미표기 — 감내 등급과 정합). 능력 점수의 발현 전 요동은 무고장 곡선과 동일한 장면 의존 변동이며, 원시 행이 이를 고장 효과와 분리해 보여준다. 항법 계열(gn·imn)은 결정 변수가 감독자 내부 잔차 감지기에 있어 본 그림의 대상이 아니다.</w:t>
       </w:r>
     </w:p>
     <w:p>

--- a/doc/thesis_v20_0826.docx
+++ b/doc/thesis_v20_0826.docx
@@ -2721,7 +2721,7 @@
           <w:b w:val="0"/>
           <w:sz w:val="22"/>
         </w:rPr>
-        <w:t>그림 5-2. 연속 건강도 궤적 — (위) 상태 전이 입력인 perception 능력 점수(이중 임계 0.7/0.3), (아래) 해당 센서의 원시 점수: (a) 라이다 희박화(lso), (b) 카메라 화소 노이즈(cn)</w:t>
+        <w:t>그림 5-2. 주입 시점 정렬 연속 건강도 궤적 — (위) 상태 전이 입력인 perception 능력 점수(이중 임계 0.7/0.3), (아래) 해당 센서의 원시 점수: (a) 라이다 희박화(lso), (b) 카메라 화소 노이즈(cn)</w:t>
       </w:r>
       <w:r>
         <w:rPr>
@@ -12273,7 +12273,7 @@
       <w:r>
         <w:drawing>
           <wp:inline xmlns:a="http://schemas.openxmlformats.org/drawingml/2006/main" xmlns:pic="http://schemas.openxmlformats.org/drawingml/2006/picture">
-            <wp:extent cx="5220000" cy="3134717"/>
+            <wp:extent cx="5220000" cy="3132678"/>
             <wp:docPr id="10" name="Picture 10"/>
             <wp:cNvGraphicFramePr>
               <a:graphicFrameLocks noChangeAspect="1"/>
@@ -12294,7 +12294,7 @@
                   <pic:spPr>
                     <a:xfrm>
                       <a:off x="0" y="0"/>
-                      <a:ext cx="5220000" cy="3134717"/>
+                      <a:ext cx="5220000" cy="3132678"/>
                     </a:xfrm>
                     <a:prstGeom prst="rect"/>
                   </pic:spPr>
@@ -12316,7 +12316,7 @@
           <w:b w:val="0"/>
           <w:sz w:val="22"/>
         </w:rPr>
-        <w:t>그림 5-2. 연속 건강도 궤적 — (위) 상태 전이 입력인 perception 능력 점수(이중 임계 0.7/0.3), (아래) 해당 센서의 원시 점수: (a) 라이다 희박화(lso), (b) 카메라 화소 노이즈(cn). 조건당 대표 단일 런이며 워밍업 구간은 표시창 밖이다. 수직 점선은 원시 점수의 계단 하강으로 검출한 고장 발현 시점이다(lso-mid는 계단 없이 수준 저하만 보여 미표기 — 감내 등급과 정합). 능력 점수의 발현 전 요동은 무고장 곡선과 동일한 장면 의존 변동이며, 원시 행이 이를 고장 효과와 분리해 보여준다. 항법 계열(gn·imn)은 결정 변수가 감독자 내부 잔차 감지기에 있어 본 그림의 대상이 아니다.</w:t>
+        <w:t>그림 5-2. 주입 시점 정렬 연속 건강도 궤적 — (위) 상태 전이 입력인 perception 능력 점수(이중 임계 0.7/0.3), (아래) 해당 센서의 원시 점수: (a) 라이다 희박화(lso), (b) 카메라 화소 노이즈(cn). 시간축 0은 고장 주입 시점(원장 FAULT_ACTIVE의 시뮬레이션 시각)으로, 주입 스케줄은 전 런 동일하다. 음영은 무고장 런 정착 구간의 P5–P95 범위이다(무고장에는 주입 앵커가 없어 시간 정렬 대신 범위로 표시). 조건당 대표 단일 런. lso-mid는 원시 점수의 수준 강하에도 능력이 상단 임계를 하회하지 않아 감내되어 주행을 지속·완주하고, lso-high와 cn 계열은 임계 하회로 개입이 발동된다. 항법 계열(gn·imn)은 결정 변수가 감독자 내부 잔차 감지기에 있어 본 그림의 대상이 아니다.</w:t>
       </w:r>
     </w:p>
     <w:p>

--- a/doc/thesis_v20_0826.docx
+++ b/doc/thesis_v20_0826.docx
@@ -8209,7 +8209,7 @@
       <w:r>
         <w:drawing>
           <wp:inline xmlns:a="http://schemas.openxmlformats.org/drawingml/2006/main" xmlns:pic="http://schemas.openxmlformats.org/drawingml/2006/picture">
-            <wp:extent cx="4140000" cy="5589988"/>
+            <wp:extent cx="3060000" cy="4763359"/>
             <wp:docPr id="7" name="Picture 7"/>
             <wp:cNvGraphicFramePr>
               <a:graphicFrameLocks noChangeAspect="1"/>
@@ -8230,7 +8230,7 @@
                   <pic:spPr>
                     <a:xfrm>
                       <a:off x="0" y="0"/>
-                      <a:ext cx="4140000" cy="5589988"/>
+                      <a:ext cx="3060000" cy="4763359"/>
                     </a:xfrm>
                     <a:prstGeom prst="rect"/>
                   </pic:spPr>
@@ -8252,7 +8252,7 @@
           <w:b w:val="0"/>
           <w:sz w:val="22"/>
         </w:rPr>
-        <w:t>그림 4-2. 고장 주입의 센서 수준 효과 — 실측 Town07 라이다 스캔·카메라 프레임 1건에 주입기와 동일한 물리식·파라미터를 적용한 전/후. (a) 라이다 희박화(lso): 전방 오염 섹터의 강도 감쇠(T²)와 검출 문턱 미달 소실 — 멀고 어두운 표적부터 사라진다. (b) 라이다 클러터(lcl): 강수 감쇠에 의한 원거리 소실·거리 지터·근거리 편중 허위 반사(적색). (c) 카메라 화소 노이즈(cn). (d) 항법 고장 파형 — 백색 노이즈(gn)·상관 편향(gb)·바이어스 램프(imd)의 시간 구조. 전 패널의 파라미터는 표 4-2의 mid/high 원값이다.</w:t>
+        <w:t>그림 4-2. 고장 주입의 센서 수준 효과 — 실측 Town07 라이다 스캔·카메라 프레임 1건에 주입기와 동일한 물리식·파라미터를 적용한 전/후. (a) 라이다 희박화(lso): 전방 오염 섹터의 강도 감쇠(T²)와 검출 문턱 미달 소실 — 멀고 어두운 표적부터 사라진다. (b) 라이다 클러터(lcl): 강수 감쇠에 의한 원거리 소실·거리 지터·근거리 편중 허위 반사(적색). (c) 카메라 화소 노이즈(cn). (d) 항법 고장 파형의 시간 구조 — GNSS 계열(백색 gn·상관 편향 gb·신호 상실 gf)과 자이로 계열(백색 imn·고정 편향 imb·편향 램프 imd). 전 패널의 파라미터는 표 4-2의 mid/high 원값이다.</w:t>
       </w:r>
     </w:p>
     <w:p>
